--- a/docs/数据库设计说明书.docx
+++ b/docs/数据库设计说明书.docx
@@ -29,7 +29,7 @@
           <w:b w:val="0"/>
           <w:sz w:val="30"/>
         </w:rPr>
-        <w:t>可视化数据流任务管理平台（DataStream MVP）</w:t>
+        <w:t>可视化通用流处理任务管理平台（DataStream MVP）</w:t>
       </w:r>
     </w:p>
     <w:p>
@@ -154,7 +154,7 @@
                 <w:rFonts w:ascii="微软雅黑" w:hAnsi="微软雅黑" w:eastAsia="微软雅黑"/>
                 <w:sz w:val="18"/>
               </w:rPr>
-              <w:t>可视化数据流任务管理平台（画布编排 → Flink SQL → Flink 集群 → 输出/监控/告警）</w:t>
+              <w:t>可视化通用流处理任务管理平台（画布编排 → Flink SQL → Flink 集群 → 输出/监控/告警）</w:t>
             </w:r>
           </w:p>
         </w:tc>
@@ -356,7 +356,7 @@
           <w:b w:val="0"/>
           <w:sz w:val="21"/>
         </w:rPr>
-        <w:t>本文档描述可视化数据流任务管理平台的数据库设计，包含：实体关系（ER）设计、12 张表的完整表结构、索引与约束设计、关键字段的设计取舍，以及 H2 / MySQL 两种部署形态的建表 DDL。范围覆盖元数据库（作业、版本、日志、调度、趋势、告警、诊断、用户、审计、控件注册表、数据源连接）的全部持久化结构；不包含 Flink 集群自身的状态存储，也不包含被平台读写的业务目标库（MySQL/PG/Oracle）结构。</w:t>
+        <w:t>本文档描述可视化通用流处理任务管理平台的数据库设计，包含：实体关系（ER）设计、12 张表的完整表结构、索引与约束设计、关键字段的设计取舍，以及 H2 / MySQL 两种部署形态的建表 DDL。范围覆盖元数据库（作业、版本、日志、调度、趋势、告警、诊断、用户、审计、控件注册表、数据源连接）的全部持久化结构；不包含 Flink 集群自身的状态存储，也不包含被平台读写的业务目标库（MySQL/PG/Oracle）结构。</w:t>
       </w:r>
     </w:p>
     <w:p>
